--- a/resource-mapping/3rdParty-Bootcamp-LectureMapping-Subchapters.docx
+++ b/resource-mapping/3rdParty-Bootcamp-LectureMapping-Subchapters.docx
@@ -52,7 +52,7 @@
     </w:p>
     <w:tbl>
       <w:tblPr>
-        <w:tblW w:type="dxa" w:w="9360"/>
+        <w:tblW w:type="dxa" w:w="10800"/>
         <w:tblBorders>
           <w:top w:val="single" w:color="auto" w:sz="4"/>
           <w:left w:val="single" w:color="auto" w:sz="4"/>
@@ -63,13 +63,13 @@
         </w:tblBorders>
       </w:tblPr>
       <w:tblGrid>
-        <w:gridCol w:w="2200"/>
-        <w:gridCol w:w="7160"/>
+        <w:gridCol w:w="2538"/>
+        <w:gridCol w:w="8262"/>
       </w:tblGrid>
       <w:tr>
         <w:tc>
           <w:tcPr>
-            <w:tcW w:type="dxa" w:w="2200"/>
+            <w:tcW w:type="dxa" w:w="2538"/>
             <w:tcBorders>
               <w:top w:val="single" w:color="BDD7EE" w:sz="1"/>
               <w:left w:val="single" w:color="BDD7EE" w:sz="1"/>
@@ -106,7 +106,7 @@
         </w:tc>
         <w:tc>
           <w:tcPr>
-            <w:tcW w:type="dxa" w:w="7160"/>
+            <w:tcW w:type="dxa" w:w="8262"/>
             <w:tcBorders>
               <w:top w:val="single" w:color="BDD7EE" w:sz="1"/>
               <w:left w:val="single" w:color="BDD7EE" w:sz="1"/>
@@ -145,7 +145,7 @@
       <w:tr>
         <w:tc>
           <w:tcPr>
-            <w:tcW w:type="dxa" w:w="2200"/>
+            <w:tcW w:type="dxa" w:w="2538"/>
             <w:tcBorders>
               <w:top w:val="single" w:color="BDD7EE" w:sz="1"/>
               <w:left w:val="single" w:color="BDD7EE" w:sz="1"/>
@@ -182,7 +182,7 @@
         </w:tc>
         <w:tc>
           <w:tcPr>
-            <w:tcW w:type="dxa" w:w="7160"/>
+            <w:tcW w:type="dxa" w:w="8262"/>
             <w:tcBorders>
               <w:top w:val="single" w:color="BDD7EE" w:sz="1"/>
               <w:left w:val="single" w:color="BDD7EE" w:sz="1"/>
@@ -221,7 +221,7 @@
       <w:tr>
         <w:tc>
           <w:tcPr>
-            <w:tcW w:type="dxa" w:w="2200"/>
+            <w:tcW w:type="dxa" w:w="2538"/>
             <w:tcBorders>
               <w:top w:val="single" w:color="BDD7EE" w:sz="1"/>
               <w:left w:val="single" w:color="BDD7EE" w:sz="1"/>
@@ -258,7 +258,7 @@
         </w:tc>
         <w:tc>
           <w:tcPr>
-            <w:tcW w:type="dxa" w:w="7160"/>
+            <w:tcW w:type="dxa" w:w="8262"/>
             <w:tcBorders>
               <w:top w:val="single" w:color="BDD7EE" w:sz="1"/>
               <w:left w:val="single" w:color="BDD7EE" w:sz="1"/>
@@ -297,7 +297,7 @@
       <w:tr>
         <w:tc>
           <w:tcPr>
-            <w:tcW w:type="dxa" w:w="2200"/>
+            <w:tcW w:type="dxa" w:w="2538"/>
             <w:tcBorders>
               <w:top w:val="single" w:color="BDD7EE" w:sz="1"/>
               <w:left w:val="single" w:color="BDD7EE" w:sz="1"/>
@@ -334,7 +334,7 @@
         </w:tc>
         <w:tc>
           <w:tcPr>
-            <w:tcW w:type="dxa" w:w="7160"/>
+            <w:tcW w:type="dxa" w:w="8262"/>
             <w:tcBorders>
               <w:top w:val="single" w:color="BDD7EE" w:sz="1"/>
               <w:left w:val="single" w:color="BDD7EE" w:sz="1"/>
@@ -399,7 +399,7 @@
     </w:p>
     <w:tbl>
       <w:tblPr>
-        <w:tblW w:type="dxa" w:w="9360"/>
+        <w:tblW w:type="dxa" w:w="10800"/>
         <w:tblBorders>
           <w:top w:val="single" w:color="auto" w:sz="4"/>
           <w:left w:val="single" w:color="auto" w:sz="4"/>
@@ -410,11 +410,11 @@
         </w:tblBorders>
       </w:tblPr>
       <w:tblGrid>
-        <w:gridCol w:w="600"/>
-        <w:gridCol w:w="1200"/>
-        <w:gridCol w:w="2500"/>
-        <w:gridCol w:w="1300"/>
-        <w:gridCol w:w="3760"/>
+        <w:gridCol w:w="692"/>
+        <w:gridCol w:w="1385"/>
+        <w:gridCol w:w="2885"/>
+        <w:gridCol w:w="1500"/>
+        <w:gridCol w:w="4338"/>
       </w:tblGrid>
       <w:tr>
         <w:trPr>
@@ -422,7 +422,7 @@
         </w:trPr>
         <w:tc>
           <w:tcPr>
-            <w:tcW w:type="dxa" w:w="600"/>
+            <w:tcW w:type="dxa" w:w="692"/>
             <w:tcBorders>
               <w:top w:val="single" w:color="BDD7EE" w:sz="1"/>
               <w:left w:val="single" w:color="BDD7EE" w:sz="1"/>
@@ -459,7 +459,7 @@
         </w:tc>
         <w:tc>
           <w:tcPr>
-            <w:tcW w:type="dxa" w:w="1200"/>
+            <w:tcW w:type="dxa" w:w="1385"/>
             <w:tcBorders>
               <w:top w:val="single" w:color="BDD7EE" w:sz="1"/>
               <w:left w:val="single" w:color="BDD7EE" w:sz="1"/>
@@ -496,7 +496,7 @@
         </w:tc>
         <w:tc>
           <w:tcPr>
-            <w:tcW w:type="dxa" w:w="2500"/>
+            <w:tcW w:type="dxa" w:w="2885"/>
             <w:tcBorders>
               <w:top w:val="single" w:color="BDD7EE" w:sz="1"/>
               <w:left w:val="single" w:color="BDD7EE" w:sz="1"/>
@@ -533,7 +533,7 @@
         </w:tc>
         <w:tc>
           <w:tcPr>
-            <w:tcW w:type="dxa" w:w="1300"/>
+            <w:tcW w:type="dxa" w:w="1500"/>
             <w:tcBorders>
               <w:top w:val="single" w:color="BDD7EE" w:sz="1"/>
               <w:left w:val="single" w:color="BDD7EE" w:sz="1"/>
@@ -570,7 +570,7 @@
         </w:tc>
         <w:tc>
           <w:tcPr>
-            <w:tcW w:type="dxa" w:w="3760"/>
+            <w:tcW w:type="dxa" w:w="4338"/>
             <w:tcBorders>
               <w:top w:val="single" w:color="BDD7EE" w:sz="1"/>
               <w:left w:val="single" w:color="BDD7EE" w:sz="1"/>
@@ -609,7 +609,7 @@
       <w:tr>
         <w:tc>
           <w:tcPr>
-            <w:tcW w:type="dxa" w:w="600"/>
+            <w:tcW w:type="dxa" w:w="692"/>
             <w:tcBorders>
               <w:top w:val="single" w:color="BDD7EE" w:sz="1"/>
               <w:left w:val="single" w:color="BDD7EE" w:sz="1"/>
@@ -646,7 +646,7 @@
         </w:tc>
         <w:tc>
           <w:tcPr>
-            <w:tcW w:type="dxa" w:w="1200"/>
+            <w:tcW w:type="dxa" w:w="1385"/>
             <w:tcBorders>
               <w:top w:val="single" w:color="BDD7EE" w:sz="1"/>
               <w:left w:val="single" w:color="BDD7EE" w:sz="1"/>
@@ -683,7 +683,7 @@
         </w:tc>
         <w:tc>
           <w:tcPr>
-            <w:tcW w:type="dxa" w:w="2500"/>
+            <w:tcW w:type="dxa" w:w="2885"/>
             <w:tcBorders>
               <w:top w:val="single" w:color="BDD7EE" w:sz="1"/>
               <w:left w:val="single" w:color="BDD7EE" w:sz="1"/>
@@ -720,7 +720,7 @@
         </w:tc>
         <w:tc>
           <w:tcPr>
-            <w:tcW w:type="dxa" w:w="1300"/>
+            <w:tcW w:type="dxa" w:w="1500"/>
             <w:tcBorders>
               <w:top w:val="single" w:color="BDD7EE" w:sz="1"/>
               <w:left w:val="single" w:color="BDD7EE" w:sz="1"/>
@@ -753,7 +753,7 @@
         </w:tc>
         <w:tc>
           <w:tcPr>
-            <w:tcW w:type="dxa" w:w="3760"/>
+            <w:tcW w:type="dxa" w:w="4338"/>
             <w:tcBorders>
               <w:top w:val="single" w:color="BDD7EE" w:sz="1"/>
               <w:left w:val="single" w:color="BDD7EE" w:sz="1"/>
@@ -878,7 +878,7 @@
       <w:tr>
         <w:tc>
           <w:tcPr>
-            <w:tcW w:type="dxa" w:w="600"/>
+            <w:tcW w:type="dxa" w:w="692"/>
             <w:tcBorders>
               <w:top w:val="single" w:color="BDD7EE" w:sz="1"/>
               <w:left w:val="single" w:color="BDD7EE" w:sz="1"/>
@@ -915,7 +915,7 @@
         </w:tc>
         <w:tc>
           <w:tcPr>
-            <w:tcW w:type="dxa" w:w="1200"/>
+            <w:tcW w:type="dxa" w:w="1385"/>
             <w:tcBorders>
               <w:top w:val="single" w:color="BDD7EE" w:sz="1"/>
               <w:left w:val="single" w:color="BDD7EE" w:sz="1"/>
@@ -952,7 +952,7 @@
         </w:tc>
         <w:tc>
           <w:tcPr>
-            <w:tcW w:type="dxa" w:w="2500"/>
+            <w:tcW w:type="dxa" w:w="2885"/>
             <w:tcBorders>
               <w:top w:val="single" w:color="BDD7EE" w:sz="1"/>
               <w:left w:val="single" w:color="BDD7EE" w:sz="1"/>
@@ -989,7 +989,7 @@
         </w:tc>
         <w:tc>
           <w:tcPr>
-            <w:tcW w:type="dxa" w:w="1300"/>
+            <w:tcW w:type="dxa" w:w="1500"/>
             <w:tcBorders>
               <w:top w:val="single" w:color="BDD7EE" w:sz="1"/>
               <w:left w:val="single" w:color="BDD7EE" w:sz="1"/>
@@ -1037,7 +1037,7 @@
         </w:tc>
         <w:tc>
           <w:tcPr>
-            <w:tcW w:type="dxa" w:w="3760"/>
+            <w:tcW w:type="dxa" w:w="4338"/>
             <w:tcBorders>
               <w:top w:val="single" w:color="BDD7EE" w:sz="1"/>
               <w:left w:val="single" w:color="BDD7EE" w:sz="1"/>
@@ -1162,7 +1162,7 @@
       <w:tr>
         <w:tc>
           <w:tcPr>
-            <w:tcW w:type="dxa" w:w="600"/>
+            <w:tcW w:type="dxa" w:w="692"/>
             <w:tcBorders>
               <w:top w:val="single" w:color="BDD7EE" w:sz="1"/>
               <w:left w:val="single" w:color="BDD7EE" w:sz="1"/>
@@ -1199,7 +1199,7 @@
         </w:tc>
         <w:tc>
           <w:tcPr>
-            <w:tcW w:type="dxa" w:w="1200"/>
+            <w:tcW w:type="dxa" w:w="1385"/>
             <w:tcBorders>
               <w:top w:val="single" w:color="BDD7EE" w:sz="1"/>
               <w:left w:val="single" w:color="BDD7EE" w:sz="1"/>
@@ -1236,7 +1236,7 @@
         </w:tc>
         <w:tc>
           <w:tcPr>
-            <w:tcW w:type="dxa" w:w="2500"/>
+            <w:tcW w:type="dxa" w:w="2885"/>
             <w:tcBorders>
               <w:top w:val="single" w:color="BDD7EE" w:sz="1"/>
               <w:left w:val="single" w:color="BDD7EE" w:sz="1"/>
@@ -1273,7 +1273,7 @@
         </w:tc>
         <w:tc>
           <w:tcPr>
-            <w:tcW w:type="dxa" w:w="1300"/>
+            <w:tcW w:type="dxa" w:w="1500"/>
             <w:tcBorders>
               <w:top w:val="single" w:color="BDD7EE" w:sz="1"/>
               <w:left w:val="single" w:color="BDD7EE" w:sz="1"/>
@@ -1306,7 +1306,7 @@
         </w:tc>
         <w:tc>
           <w:tcPr>
-            <w:tcW w:type="dxa" w:w="3760"/>
+            <w:tcW w:type="dxa" w:w="4338"/>
             <w:tcBorders>
               <w:top w:val="single" w:color="BDD7EE" w:sz="1"/>
               <w:left w:val="single" w:color="BDD7EE" w:sz="1"/>
@@ -1431,7 +1431,7 @@
       <w:tr>
         <w:tc>
           <w:tcPr>
-            <w:tcW w:type="dxa" w:w="600"/>
+            <w:tcW w:type="dxa" w:w="692"/>
             <w:tcBorders>
               <w:top w:val="single" w:color="BDD7EE" w:sz="1"/>
               <w:left w:val="single" w:color="BDD7EE" w:sz="1"/>
@@ -1468,7 +1468,7 @@
         </w:tc>
         <w:tc>
           <w:tcPr>
-            <w:tcW w:type="dxa" w:w="1200"/>
+            <w:tcW w:type="dxa" w:w="1385"/>
             <w:tcBorders>
               <w:top w:val="single" w:color="BDD7EE" w:sz="1"/>
               <w:left w:val="single" w:color="BDD7EE" w:sz="1"/>
@@ -1505,7 +1505,7 @@
         </w:tc>
         <w:tc>
           <w:tcPr>
-            <w:tcW w:type="dxa" w:w="2500"/>
+            <w:tcW w:type="dxa" w:w="2885"/>
             <w:tcBorders>
               <w:top w:val="single" w:color="BDD7EE" w:sz="1"/>
               <w:left w:val="single" w:color="BDD7EE" w:sz="1"/>
@@ -1542,7 +1542,7 @@
         </w:tc>
         <w:tc>
           <w:tcPr>
-            <w:tcW w:type="dxa" w:w="1300"/>
+            <w:tcW w:type="dxa" w:w="1500"/>
             <w:tcBorders>
               <w:top w:val="single" w:color="BDD7EE" w:sz="1"/>
               <w:left w:val="single" w:color="BDD7EE" w:sz="1"/>
@@ -1575,7 +1575,7 @@
         </w:tc>
         <w:tc>
           <w:tcPr>
-            <w:tcW w:type="dxa" w:w="3760"/>
+            <w:tcW w:type="dxa" w:w="4338"/>
             <w:tcBorders>
               <w:top w:val="single" w:color="BDD7EE" w:sz="1"/>
               <w:left w:val="single" w:color="BDD7EE" w:sz="1"/>
@@ -1715,7 +1715,7 @@
       <w:tr>
         <w:tc>
           <w:tcPr>
-            <w:tcW w:type="dxa" w:w="600"/>
+            <w:tcW w:type="dxa" w:w="692"/>
             <w:tcBorders>
               <w:top w:val="single" w:color="BDD7EE" w:sz="1"/>
               <w:left w:val="single" w:color="BDD7EE" w:sz="1"/>
@@ -1752,7 +1752,7 @@
         </w:tc>
         <w:tc>
           <w:tcPr>
-            <w:tcW w:type="dxa" w:w="1200"/>
+            <w:tcW w:type="dxa" w:w="1385"/>
             <w:tcBorders>
               <w:top w:val="single" w:color="BDD7EE" w:sz="1"/>
               <w:left w:val="single" w:color="BDD7EE" w:sz="1"/>
@@ -1789,7 +1789,7 @@
         </w:tc>
         <w:tc>
           <w:tcPr>
-            <w:tcW w:type="dxa" w:w="2500"/>
+            <w:tcW w:type="dxa" w:w="2885"/>
             <w:tcBorders>
               <w:top w:val="single" w:color="BDD7EE" w:sz="1"/>
               <w:left w:val="single" w:color="BDD7EE" w:sz="1"/>
@@ -1826,7 +1826,7 @@
         </w:tc>
         <w:tc>
           <w:tcPr>
-            <w:tcW w:type="dxa" w:w="1300"/>
+            <w:tcW w:type="dxa" w:w="1500"/>
             <w:tcBorders>
               <w:top w:val="single" w:color="BDD7EE" w:sz="1"/>
               <w:left w:val="single" w:color="BDD7EE" w:sz="1"/>
@@ -1859,7 +1859,7 @@
         </w:tc>
         <w:tc>
           <w:tcPr>
-            <w:tcW w:type="dxa" w:w="3760"/>
+            <w:tcW w:type="dxa" w:w="4338"/>
             <w:tcBorders>
               <w:top w:val="single" w:color="BDD7EE" w:sz="1"/>
               <w:left w:val="single" w:color="BDD7EE" w:sz="1"/>
@@ -2089,7 +2089,7 @@
       <w:tr>
         <w:tc>
           <w:tcPr>
-            <w:tcW w:type="dxa" w:w="600"/>
+            <w:tcW w:type="dxa" w:w="692"/>
             <w:tcBorders>
               <w:top w:val="single" w:color="BDD7EE" w:sz="1"/>
               <w:left w:val="single" w:color="BDD7EE" w:sz="1"/>
@@ -2126,7 +2126,7 @@
         </w:tc>
         <w:tc>
           <w:tcPr>
-            <w:tcW w:type="dxa" w:w="1200"/>
+            <w:tcW w:type="dxa" w:w="1385"/>
             <w:tcBorders>
               <w:top w:val="single" w:color="BDD7EE" w:sz="1"/>
               <w:left w:val="single" w:color="BDD7EE" w:sz="1"/>
@@ -2163,7 +2163,7 @@
         </w:tc>
         <w:tc>
           <w:tcPr>
-            <w:tcW w:type="dxa" w:w="2500"/>
+            <w:tcW w:type="dxa" w:w="2885"/>
             <w:tcBorders>
               <w:top w:val="single" w:color="BDD7EE" w:sz="1"/>
               <w:left w:val="single" w:color="BDD7EE" w:sz="1"/>
@@ -2200,7 +2200,7 @@
         </w:tc>
         <w:tc>
           <w:tcPr>
-            <w:tcW w:type="dxa" w:w="1300"/>
+            <w:tcW w:type="dxa" w:w="1500"/>
             <w:tcBorders>
               <w:top w:val="single" w:color="BDD7EE" w:sz="1"/>
               <w:left w:val="single" w:color="BDD7EE" w:sz="1"/>
@@ -2233,7 +2233,7 @@
         </w:tc>
         <w:tc>
           <w:tcPr>
-            <w:tcW w:type="dxa" w:w="3760"/>
+            <w:tcW w:type="dxa" w:w="4338"/>
             <w:tcBorders>
               <w:top w:val="single" w:color="BDD7EE" w:sz="1"/>
               <w:left w:val="single" w:color="BDD7EE" w:sz="1"/>
@@ -2343,7 +2343,7 @@
       <w:tr>
         <w:tc>
           <w:tcPr>
-            <w:tcW w:type="dxa" w:w="600"/>
+            <w:tcW w:type="dxa" w:w="692"/>
             <w:tcBorders>
               <w:top w:val="single" w:color="BDD7EE" w:sz="1"/>
               <w:left w:val="single" w:color="BDD7EE" w:sz="1"/>
@@ -2380,7 +2380,7 @@
         </w:tc>
         <w:tc>
           <w:tcPr>
-            <w:tcW w:type="dxa" w:w="1200"/>
+            <w:tcW w:type="dxa" w:w="1385"/>
             <w:tcBorders>
               <w:top w:val="single" w:color="BDD7EE" w:sz="1"/>
               <w:left w:val="single" w:color="BDD7EE" w:sz="1"/>
@@ -2417,7 +2417,7 @@
         </w:tc>
         <w:tc>
           <w:tcPr>
-            <w:tcW w:type="dxa" w:w="2500"/>
+            <w:tcW w:type="dxa" w:w="2885"/>
             <w:tcBorders>
               <w:top w:val="single" w:color="BDD7EE" w:sz="1"/>
               <w:left w:val="single" w:color="BDD7EE" w:sz="1"/>
@@ -2454,7 +2454,7 @@
         </w:tc>
         <w:tc>
           <w:tcPr>
-            <w:tcW w:type="dxa" w:w="1300"/>
+            <w:tcW w:type="dxa" w:w="1500"/>
             <w:tcBorders>
               <w:top w:val="single" w:color="BDD7EE" w:sz="1"/>
               <w:left w:val="single" w:color="BDD7EE" w:sz="1"/>
@@ -2517,7 +2517,7 @@
         </w:tc>
         <w:tc>
           <w:tcPr>
-            <w:tcW w:type="dxa" w:w="3760"/>
+            <w:tcW w:type="dxa" w:w="4338"/>
             <w:tcBorders>
               <w:top w:val="single" w:color="BDD7EE" w:sz="1"/>
               <w:left w:val="single" w:color="BDD7EE" w:sz="1"/>
@@ -2852,7 +2852,7 @@
       <w:tr>
         <w:tc>
           <w:tcPr>
-            <w:tcW w:type="dxa" w:w="600"/>
+            <w:tcW w:type="dxa" w:w="692"/>
             <w:tcBorders>
               <w:top w:val="single" w:color="BDD7EE" w:sz="1"/>
               <w:left w:val="single" w:color="BDD7EE" w:sz="1"/>
@@ -2889,7 +2889,7 @@
         </w:tc>
         <w:tc>
           <w:tcPr>
-            <w:tcW w:type="dxa" w:w="1200"/>
+            <w:tcW w:type="dxa" w:w="1385"/>
             <w:tcBorders>
               <w:top w:val="single" w:color="BDD7EE" w:sz="1"/>
               <w:left w:val="single" w:color="BDD7EE" w:sz="1"/>
@@ -2926,7 +2926,7 @@
         </w:tc>
         <w:tc>
           <w:tcPr>
-            <w:tcW w:type="dxa" w:w="2500"/>
+            <w:tcW w:type="dxa" w:w="2885"/>
             <w:tcBorders>
               <w:top w:val="single" w:color="BDD7EE" w:sz="1"/>
               <w:left w:val="single" w:color="BDD7EE" w:sz="1"/>
@@ -2963,7 +2963,7 @@
         </w:tc>
         <w:tc>
           <w:tcPr>
-            <w:tcW w:type="dxa" w:w="1300"/>
+            <w:tcW w:type="dxa" w:w="1500"/>
             <w:tcBorders>
               <w:top w:val="single" w:color="BDD7EE" w:sz="1"/>
               <w:left w:val="single" w:color="BDD7EE" w:sz="1"/>
@@ -2996,7 +2996,7 @@
         </w:tc>
         <w:tc>
           <w:tcPr>
-            <w:tcW w:type="dxa" w:w="3760"/>
+            <w:tcW w:type="dxa" w:w="4338"/>
             <w:tcBorders>
               <w:top w:val="single" w:color="BDD7EE" w:sz="1"/>
               <w:left w:val="single" w:color="BDD7EE" w:sz="1"/>
@@ -3166,7 +3166,7 @@
       <w:tr>
         <w:tc>
           <w:tcPr>
-            <w:tcW w:type="dxa" w:w="600"/>
+            <w:tcW w:type="dxa" w:w="692"/>
             <w:tcBorders>
               <w:top w:val="single" w:color="BDD7EE" w:sz="1"/>
               <w:left w:val="single" w:color="BDD7EE" w:sz="1"/>
@@ -3203,7 +3203,7 @@
         </w:tc>
         <w:tc>
           <w:tcPr>
-            <w:tcW w:type="dxa" w:w="1200"/>
+            <w:tcW w:type="dxa" w:w="1385"/>
             <w:tcBorders>
               <w:top w:val="single" w:color="BDD7EE" w:sz="1"/>
               <w:left w:val="single" w:color="BDD7EE" w:sz="1"/>
@@ -3240,7 +3240,7 @@
         </w:tc>
         <w:tc>
           <w:tcPr>
-            <w:tcW w:type="dxa" w:w="2500"/>
+            <w:tcW w:type="dxa" w:w="2885"/>
             <w:tcBorders>
               <w:top w:val="single" w:color="BDD7EE" w:sz="1"/>
               <w:left w:val="single" w:color="BDD7EE" w:sz="1"/>
@@ -3277,7 +3277,7 @@
         </w:tc>
         <w:tc>
           <w:tcPr>
-            <w:tcW w:type="dxa" w:w="1300"/>
+            <w:tcW w:type="dxa" w:w="1500"/>
             <w:tcBorders>
               <w:top w:val="single" w:color="BDD7EE" w:sz="1"/>
               <w:left w:val="single" w:color="BDD7EE" w:sz="1"/>
@@ -3310,7 +3310,7 @@
         </w:tc>
         <w:tc>
           <w:tcPr>
-            <w:tcW w:type="dxa" w:w="3760"/>
+            <w:tcW w:type="dxa" w:w="4338"/>
             <w:tcBorders>
               <w:top w:val="single" w:color="BDD7EE" w:sz="1"/>
               <w:left w:val="single" w:color="BDD7EE" w:sz="1"/>
@@ -3540,7 +3540,7 @@
       <w:tr>
         <w:tc>
           <w:tcPr>
-            <w:tcW w:type="dxa" w:w="600"/>
+            <w:tcW w:type="dxa" w:w="692"/>
             <w:tcBorders>
               <w:top w:val="single" w:color="BDD7EE" w:sz="1"/>
               <w:left w:val="single" w:color="BDD7EE" w:sz="1"/>
@@ -3577,7 +3577,7 @@
         </w:tc>
         <w:tc>
           <w:tcPr>
-            <w:tcW w:type="dxa" w:w="1200"/>
+            <w:tcW w:type="dxa" w:w="1385"/>
             <w:tcBorders>
               <w:top w:val="single" w:color="BDD7EE" w:sz="1"/>
               <w:left w:val="single" w:color="BDD7EE" w:sz="1"/>
@@ -3614,7 +3614,7 @@
         </w:tc>
         <w:tc>
           <w:tcPr>
-            <w:tcW w:type="dxa" w:w="2500"/>
+            <w:tcW w:type="dxa" w:w="2885"/>
             <w:tcBorders>
               <w:top w:val="single" w:color="BDD7EE" w:sz="1"/>
               <w:left w:val="single" w:color="BDD7EE" w:sz="1"/>
@@ -3651,7 +3651,7 @@
         </w:tc>
         <w:tc>
           <w:tcPr>
-            <w:tcW w:type="dxa" w:w="1300"/>
+            <w:tcW w:type="dxa" w:w="1500"/>
             <w:tcBorders>
               <w:top w:val="single" w:color="BDD7EE" w:sz="1"/>
               <w:left w:val="single" w:color="BDD7EE" w:sz="1"/>
@@ -3699,7 +3699,7 @@
         </w:tc>
         <w:tc>
           <w:tcPr>
-            <w:tcW w:type="dxa" w:w="3760"/>
+            <w:tcW w:type="dxa" w:w="4338"/>
             <w:tcBorders>
               <w:top w:val="single" w:color="BDD7EE" w:sz="1"/>
               <w:left w:val="single" w:color="BDD7EE" w:sz="1"/>
@@ -4019,7 +4019,7 @@
       <w:tr>
         <w:tc>
           <w:tcPr>
-            <w:tcW w:type="dxa" w:w="600"/>
+            <w:tcW w:type="dxa" w:w="692"/>
             <w:tcBorders>
               <w:top w:val="single" w:color="BDD7EE" w:sz="1"/>
               <w:left w:val="single" w:color="BDD7EE" w:sz="1"/>
@@ -4056,7 +4056,7 @@
         </w:tc>
         <w:tc>
           <w:tcPr>
-            <w:tcW w:type="dxa" w:w="1200"/>
+            <w:tcW w:type="dxa" w:w="1385"/>
             <w:tcBorders>
               <w:top w:val="single" w:color="BDD7EE" w:sz="1"/>
               <w:left w:val="single" w:color="BDD7EE" w:sz="1"/>
@@ -4093,7 +4093,7 @@
         </w:tc>
         <w:tc>
           <w:tcPr>
-            <w:tcW w:type="dxa" w:w="2500"/>
+            <w:tcW w:type="dxa" w:w="2885"/>
             <w:tcBorders>
               <w:top w:val="single" w:color="BDD7EE" w:sz="1"/>
               <w:left w:val="single" w:color="BDD7EE" w:sz="1"/>
@@ -4130,7 +4130,7 @@
         </w:tc>
         <w:tc>
           <w:tcPr>
-            <w:tcW w:type="dxa" w:w="1300"/>
+            <w:tcW w:type="dxa" w:w="1500"/>
             <w:tcBorders>
               <w:top w:val="single" w:color="BDD7EE" w:sz="1"/>
               <w:left w:val="single" w:color="BDD7EE" w:sz="1"/>
@@ -4163,7 +4163,7 @@
         </w:tc>
         <w:tc>
           <w:tcPr>
-            <w:tcW w:type="dxa" w:w="3760"/>
+            <w:tcW w:type="dxa" w:w="4338"/>
             <w:tcBorders>
               <w:top w:val="single" w:color="BDD7EE" w:sz="1"/>
               <w:left w:val="single" w:color="BDD7EE" w:sz="1"/>
@@ -4378,7 +4378,7 @@
       <w:tr>
         <w:tc>
           <w:tcPr>
-            <w:tcW w:type="dxa" w:w="600"/>
+            <w:tcW w:type="dxa" w:w="692"/>
             <w:tcBorders>
               <w:top w:val="single" w:color="BDD7EE" w:sz="1"/>
               <w:left w:val="single" w:color="BDD7EE" w:sz="1"/>
@@ -4415,7 +4415,7 @@
         </w:tc>
         <w:tc>
           <w:tcPr>
-            <w:tcW w:type="dxa" w:w="1200"/>
+            <w:tcW w:type="dxa" w:w="1385"/>
             <w:tcBorders>
               <w:top w:val="single" w:color="BDD7EE" w:sz="1"/>
               <w:left w:val="single" w:color="BDD7EE" w:sz="1"/>
@@ -4452,7 +4452,7 @@
         </w:tc>
         <w:tc>
           <w:tcPr>
-            <w:tcW w:type="dxa" w:w="2500"/>
+            <w:tcW w:type="dxa" w:w="2885"/>
             <w:tcBorders>
               <w:top w:val="single" w:color="BDD7EE" w:sz="1"/>
               <w:left w:val="single" w:color="BDD7EE" w:sz="1"/>
@@ -4489,7 +4489,7 @@
         </w:tc>
         <w:tc>
           <w:tcPr>
-            <w:tcW w:type="dxa" w:w="1300"/>
+            <w:tcW w:type="dxa" w:w="1500"/>
             <w:tcBorders>
               <w:top w:val="single" w:color="BDD7EE" w:sz="1"/>
               <w:left w:val="single" w:color="BDD7EE" w:sz="1"/>
@@ -4537,7 +4537,7 @@
         </w:tc>
         <w:tc>
           <w:tcPr>
-            <w:tcW w:type="dxa" w:w="3760"/>
+            <w:tcW w:type="dxa" w:w="4338"/>
             <w:tcBorders>
               <w:top w:val="single" w:color="BDD7EE" w:sz="1"/>
               <w:left w:val="single" w:color="BDD7EE" w:sz="1"/>
@@ -4947,7 +4947,7 @@
       <w:tr>
         <w:tc>
           <w:tcPr>
-            <w:tcW w:type="dxa" w:w="600"/>
+            <w:tcW w:type="dxa" w:w="692"/>
             <w:tcBorders>
               <w:top w:val="single" w:color="BDD7EE" w:sz="1"/>
               <w:left w:val="single" w:color="BDD7EE" w:sz="1"/>
@@ -4984,7 +4984,7 @@
         </w:tc>
         <w:tc>
           <w:tcPr>
-            <w:tcW w:type="dxa" w:w="1200"/>
+            <w:tcW w:type="dxa" w:w="1385"/>
             <w:tcBorders>
               <w:top w:val="single" w:color="BDD7EE" w:sz="1"/>
               <w:left w:val="single" w:color="BDD7EE" w:sz="1"/>
@@ -5021,7 +5021,7 @@
         </w:tc>
         <w:tc>
           <w:tcPr>
-            <w:tcW w:type="dxa" w:w="2500"/>
+            <w:tcW w:type="dxa" w:w="2885"/>
             <w:tcBorders>
               <w:top w:val="single" w:color="BDD7EE" w:sz="1"/>
               <w:left w:val="single" w:color="BDD7EE" w:sz="1"/>
@@ -5058,7 +5058,7 @@
         </w:tc>
         <w:tc>
           <w:tcPr>
-            <w:tcW w:type="dxa" w:w="1300"/>
+            <w:tcW w:type="dxa" w:w="1500"/>
             <w:tcBorders>
               <w:top w:val="single" w:color="BDD7EE" w:sz="1"/>
               <w:left w:val="single" w:color="BDD7EE" w:sz="1"/>
@@ -5091,7 +5091,7 @@
         </w:tc>
         <w:tc>
           <w:tcPr>
-            <w:tcW w:type="dxa" w:w="3760"/>
+            <w:tcW w:type="dxa" w:w="4338"/>
             <w:tcBorders>
               <w:top w:val="single" w:color="BDD7EE" w:sz="1"/>
               <w:left w:val="single" w:color="BDD7EE" w:sz="1"/>
@@ -5201,7 +5201,7 @@
       <w:tr>
         <w:tc>
           <w:tcPr>
-            <w:tcW w:type="dxa" w:w="600"/>
+            <w:tcW w:type="dxa" w:w="692"/>
             <w:tcBorders>
               <w:top w:val="single" w:color="BDD7EE" w:sz="1"/>
               <w:left w:val="single" w:color="BDD7EE" w:sz="1"/>
@@ -5238,7 +5238,7 @@
         </w:tc>
         <w:tc>
           <w:tcPr>
-            <w:tcW w:type="dxa" w:w="1200"/>
+            <w:tcW w:type="dxa" w:w="1385"/>
             <w:tcBorders>
               <w:top w:val="single" w:color="BDD7EE" w:sz="1"/>
               <w:left w:val="single" w:color="BDD7EE" w:sz="1"/>
@@ -5275,7 +5275,7 @@
         </w:tc>
         <w:tc>
           <w:tcPr>
-            <w:tcW w:type="dxa" w:w="2500"/>
+            <w:tcW w:type="dxa" w:w="2885"/>
             <w:tcBorders>
               <w:top w:val="single" w:color="BDD7EE" w:sz="1"/>
               <w:left w:val="single" w:color="BDD7EE" w:sz="1"/>
@@ -5312,7 +5312,7 @@
         </w:tc>
         <w:tc>
           <w:tcPr>
-            <w:tcW w:type="dxa" w:w="1300"/>
+            <w:tcW w:type="dxa" w:w="1500"/>
             <w:tcBorders>
               <w:top w:val="single" w:color="BDD7EE" w:sz="1"/>
               <w:left w:val="single" w:color="BDD7EE" w:sz="1"/>
@@ -5345,7 +5345,7 @@
         </w:tc>
         <w:tc>
           <w:tcPr>
-            <w:tcW w:type="dxa" w:w="3760"/>
+            <w:tcW w:type="dxa" w:w="4338"/>
             <w:tcBorders>
               <w:top w:val="single" w:color="BDD7EE" w:sz="1"/>
               <w:left w:val="single" w:color="BDD7EE" w:sz="1"/>
@@ -5545,7 +5545,7 @@
       <w:tr>
         <w:tc>
           <w:tcPr>
-            <w:tcW w:type="dxa" w:w="600"/>
+            <w:tcW w:type="dxa" w:w="692"/>
             <w:tcBorders>
               <w:top w:val="single" w:color="BDD7EE" w:sz="1"/>
               <w:left w:val="single" w:color="BDD7EE" w:sz="1"/>
@@ -5582,7 +5582,7 @@
         </w:tc>
         <w:tc>
           <w:tcPr>
-            <w:tcW w:type="dxa" w:w="1200"/>
+            <w:tcW w:type="dxa" w:w="1385"/>
             <w:tcBorders>
               <w:top w:val="single" w:color="BDD7EE" w:sz="1"/>
               <w:left w:val="single" w:color="BDD7EE" w:sz="1"/>
@@ -5619,7 +5619,7 @@
         </w:tc>
         <w:tc>
           <w:tcPr>
-            <w:tcW w:type="dxa" w:w="2500"/>
+            <w:tcW w:type="dxa" w:w="2885"/>
             <w:tcBorders>
               <w:top w:val="single" w:color="BDD7EE" w:sz="1"/>
               <w:left w:val="single" w:color="BDD7EE" w:sz="1"/>
@@ -5656,7 +5656,7 @@
         </w:tc>
         <w:tc>
           <w:tcPr>
-            <w:tcW w:type="dxa" w:w="1300"/>
+            <w:tcW w:type="dxa" w:w="1500"/>
             <w:tcBorders>
               <w:top w:val="single" w:color="BDD7EE" w:sz="1"/>
               <w:left w:val="single" w:color="BDD7EE" w:sz="1"/>
@@ -5704,7 +5704,7 @@
         </w:tc>
         <w:tc>
           <w:tcPr>
-            <w:tcW w:type="dxa" w:w="3760"/>
+            <w:tcW w:type="dxa" w:w="4338"/>
             <w:tcBorders>
               <w:top w:val="single" w:color="BDD7EE" w:sz="1"/>
               <w:left w:val="single" w:color="BDD7EE" w:sz="1"/>
@@ -5979,7 +5979,7 @@
       <w:tr>
         <w:tc>
           <w:tcPr>
-            <w:tcW w:type="dxa" w:w="600"/>
+            <w:tcW w:type="dxa" w:w="692"/>
             <w:tcBorders>
               <w:top w:val="single" w:color="BDD7EE" w:sz="1"/>
               <w:left w:val="single" w:color="BDD7EE" w:sz="1"/>
@@ -6016,7 +6016,7 @@
         </w:tc>
         <w:tc>
           <w:tcPr>
-            <w:tcW w:type="dxa" w:w="1200"/>
+            <w:tcW w:type="dxa" w:w="1385"/>
             <w:tcBorders>
               <w:top w:val="single" w:color="BDD7EE" w:sz="1"/>
               <w:left w:val="single" w:color="BDD7EE" w:sz="1"/>
@@ -6053,7 +6053,7 @@
         </w:tc>
         <w:tc>
           <w:tcPr>
-            <w:tcW w:type="dxa" w:w="2500"/>
+            <w:tcW w:type="dxa" w:w="2885"/>
             <w:tcBorders>
               <w:top w:val="single" w:color="BDD7EE" w:sz="1"/>
               <w:left w:val="single" w:color="BDD7EE" w:sz="1"/>
@@ -6090,7 +6090,7 @@
         </w:tc>
         <w:tc>
           <w:tcPr>
-            <w:tcW w:type="dxa" w:w="1300"/>
+            <w:tcW w:type="dxa" w:w="1500"/>
             <w:tcBorders>
               <w:top w:val="single" w:color="BDD7EE" w:sz="1"/>
               <w:left w:val="single" w:color="BDD7EE" w:sz="1"/>
@@ -6138,7 +6138,7 @@
         </w:tc>
         <w:tc>
           <w:tcPr>
-            <w:tcW w:type="dxa" w:w="3760"/>
+            <w:tcW w:type="dxa" w:w="4338"/>
             <w:tcBorders>
               <w:top w:val="single" w:color="BDD7EE" w:sz="1"/>
               <w:left w:val="single" w:color="BDD7EE" w:sz="1"/>
@@ -6428,7 +6428,7 @@
       <w:tr>
         <w:tc>
           <w:tcPr>
-            <w:tcW w:type="dxa" w:w="600"/>
+            <w:tcW w:type="dxa" w:w="692"/>
             <w:tcBorders>
               <w:top w:val="single" w:color="BDD7EE" w:sz="1"/>
               <w:left w:val="single" w:color="BDD7EE" w:sz="1"/>
@@ -6465,7 +6465,7 @@
         </w:tc>
         <w:tc>
           <w:tcPr>
-            <w:tcW w:type="dxa" w:w="1200"/>
+            <w:tcW w:type="dxa" w:w="1385"/>
             <w:tcBorders>
               <w:top w:val="single" w:color="BDD7EE" w:sz="1"/>
               <w:left w:val="single" w:color="BDD7EE" w:sz="1"/>
@@ -6502,7 +6502,7 @@
         </w:tc>
         <w:tc>
           <w:tcPr>
-            <w:tcW w:type="dxa" w:w="2500"/>
+            <w:tcW w:type="dxa" w:w="2885"/>
             <w:tcBorders>
               <w:top w:val="single" w:color="BDD7EE" w:sz="1"/>
               <w:left w:val="single" w:color="BDD7EE" w:sz="1"/>
@@ -6539,7 +6539,7 @@
         </w:tc>
         <w:tc>
           <w:tcPr>
-            <w:tcW w:type="dxa" w:w="1300"/>
+            <w:tcW w:type="dxa" w:w="1500"/>
             <w:tcBorders>
               <w:top w:val="single" w:color="BDD7EE" w:sz="1"/>
               <w:left w:val="single" w:color="BDD7EE" w:sz="1"/>
@@ -6572,7 +6572,7 @@
         </w:tc>
         <w:tc>
           <w:tcPr>
-            <w:tcW w:type="dxa" w:w="3760"/>
+            <w:tcW w:type="dxa" w:w="4338"/>
             <w:tcBorders>
               <w:top w:val="single" w:color="BDD7EE" w:sz="1"/>
               <w:left w:val="single" w:color="BDD7EE" w:sz="1"/>
@@ -6757,7 +6757,7 @@
       <w:tr>
         <w:tc>
           <w:tcPr>
-            <w:tcW w:type="dxa" w:w="600"/>
+            <w:tcW w:type="dxa" w:w="692"/>
             <w:tcBorders>
               <w:top w:val="single" w:color="BDD7EE" w:sz="1"/>
               <w:left w:val="single" w:color="BDD7EE" w:sz="1"/>
@@ -6794,7 +6794,7 @@
         </w:tc>
         <w:tc>
           <w:tcPr>
-            <w:tcW w:type="dxa" w:w="1200"/>
+            <w:tcW w:type="dxa" w:w="1385"/>
             <w:tcBorders>
               <w:top w:val="single" w:color="BDD7EE" w:sz="1"/>
               <w:left w:val="single" w:color="BDD7EE" w:sz="1"/>
@@ -6831,7 +6831,7 @@
         </w:tc>
         <w:tc>
           <w:tcPr>
-            <w:tcW w:type="dxa" w:w="2500"/>
+            <w:tcW w:type="dxa" w:w="2885"/>
             <w:tcBorders>
               <w:top w:val="single" w:color="BDD7EE" w:sz="1"/>
               <w:left w:val="single" w:color="BDD7EE" w:sz="1"/>
@@ -6868,7 +6868,7 @@
         </w:tc>
         <w:tc>
           <w:tcPr>
-            <w:tcW w:type="dxa" w:w="1300"/>
+            <w:tcW w:type="dxa" w:w="1500"/>
             <w:tcBorders>
               <w:top w:val="single" w:color="BDD7EE" w:sz="1"/>
               <w:left w:val="single" w:color="BDD7EE" w:sz="1"/>
@@ -6901,7 +6901,7 @@
         </w:tc>
         <w:tc>
           <w:tcPr>
-            <w:tcW w:type="dxa" w:w="3760"/>
+            <w:tcW w:type="dxa" w:w="4338"/>
             <w:tcBorders>
               <w:top w:val="single" w:color="BDD7EE" w:sz="1"/>
               <w:left w:val="single" w:color="BDD7EE" w:sz="1"/>
@@ -7191,7 +7191,7 @@
       <w:tr>
         <w:tc>
           <w:tcPr>
-            <w:tcW w:type="dxa" w:w="600"/>
+            <w:tcW w:type="dxa" w:w="692"/>
             <w:tcBorders>
               <w:top w:val="single" w:color="BDD7EE" w:sz="1"/>
               <w:left w:val="single" w:color="BDD7EE" w:sz="1"/>
@@ -7228,7 +7228,7 @@
         </w:tc>
         <w:tc>
           <w:tcPr>
-            <w:tcW w:type="dxa" w:w="1200"/>
+            <w:tcW w:type="dxa" w:w="1385"/>
             <w:tcBorders>
               <w:top w:val="single" w:color="BDD7EE" w:sz="1"/>
               <w:left w:val="single" w:color="BDD7EE" w:sz="1"/>
@@ -7265,7 +7265,7 @@
         </w:tc>
         <w:tc>
           <w:tcPr>
-            <w:tcW w:type="dxa" w:w="2500"/>
+            <w:tcW w:type="dxa" w:w="2885"/>
             <w:tcBorders>
               <w:top w:val="single" w:color="BDD7EE" w:sz="1"/>
               <w:left w:val="single" w:color="BDD7EE" w:sz="1"/>
@@ -7302,7 +7302,7 @@
         </w:tc>
         <w:tc>
           <w:tcPr>
-            <w:tcW w:type="dxa" w:w="1300"/>
+            <w:tcW w:type="dxa" w:w="1500"/>
             <w:tcBorders>
               <w:top w:val="single" w:color="BDD7EE" w:sz="1"/>
               <w:left w:val="single" w:color="BDD7EE" w:sz="1"/>
@@ -7335,7 +7335,7 @@
         </w:tc>
         <w:tc>
           <w:tcPr>
-            <w:tcW w:type="dxa" w:w="3760"/>
+            <w:tcW w:type="dxa" w:w="4338"/>
             <w:tcBorders>
               <w:top w:val="single" w:color="BDD7EE" w:sz="1"/>
               <w:left w:val="single" w:color="BDD7EE" w:sz="1"/>
@@ -7475,7 +7475,7 @@
       <w:tr>
         <w:tc>
           <w:tcPr>
-            <w:tcW w:type="dxa" w:w="600"/>
+            <w:tcW w:type="dxa" w:w="692"/>
             <w:tcBorders>
               <w:top w:val="single" w:color="BDD7EE" w:sz="1"/>
               <w:left w:val="single" w:color="BDD7EE" w:sz="1"/>
@@ -7512,7 +7512,7 @@
         </w:tc>
         <w:tc>
           <w:tcPr>
-            <w:tcW w:type="dxa" w:w="1200"/>
+            <w:tcW w:type="dxa" w:w="1385"/>
             <w:tcBorders>
               <w:top w:val="single" w:color="BDD7EE" w:sz="1"/>
               <w:left w:val="single" w:color="BDD7EE" w:sz="1"/>
@@ -7549,7 +7549,7 @@
         </w:tc>
         <w:tc>
           <w:tcPr>
-            <w:tcW w:type="dxa" w:w="2500"/>
+            <w:tcW w:type="dxa" w:w="2885"/>
             <w:tcBorders>
               <w:top w:val="single" w:color="BDD7EE" w:sz="1"/>
               <w:left w:val="single" w:color="BDD7EE" w:sz="1"/>
@@ -7586,7 +7586,7 @@
         </w:tc>
         <w:tc>
           <w:tcPr>
-            <w:tcW w:type="dxa" w:w="1300"/>
+            <w:tcW w:type="dxa" w:w="1500"/>
             <w:tcBorders>
               <w:top w:val="single" w:color="BDD7EE" w:sz="1"/>
               <w:left w:val="single" w:color="BDD7EE" w:sz="1"/>
@@ -7619,7 +7619,7 @@
         </w:tc>
         <w:tc>
           <w:tcPr>
-            <w:tcW w:type="dxa" w:w="3760"/>
+            <w:tcW w:type="dxa" w:w="4338"/>
             <w:tcBorders>
               <w:top w:val="single" w:color="BDD7EE" w:sz="1"/>
               <w:left w:val="single" w:color="BDD7EE" w:sz="1"/>
@@ -7759,7 +7759,7 @@
       <w:tr>
         <w:tc>
           <w:tcPr>
-            <w:tcW w:type="dxa" w:w="600"/>
+            <w:tcW w:type="dxa" w:w="692"/>
             <w:tcBorders>
               <w:top w:val="single" w:color="BDD7EE" w:sz="1"/>
               <w:left w:val="single" w:color="BDD7EE" w:sz="1"/>
@@ -7796,7 +7796,7 @@
         </w:tc>
         <w:tc>
           <w:tcPr>
-            <w:tcW w:type="dxa" w:w="1200"/>
+            <w:tcW w:type="dxa" w:w="1385"/>
             <w:tcBorders>
               <w:top w:val="single" w:color="BDD7EE" w:sz="1"/>
               <w:left w:val="single" w:color="BDD7EE" w:sz="1"/>
@@ -7833,7 +7833,7 @@
         </w:tc>
         <w:tc>
           <w:tcPr>
-            <w:tcW w:type="dxa" w:w="2500"/>
+            <w:tcW w:type="dxa" w:w="2885"/>
             <w:tcBorders>
               <w:top w:val="single" w:color="BDD7EE" w:sz="1"/>
               <w:left w:val="single" w:color="BDD7EE" w:sz="1"/>
@@ -7870,7 +7870,7 @@
         </w:tc>
         <w:tc>
           <w:tcPr>
-            <w:tcW w:type="dxa" w:w="1300"/>
+            <w:tcW w:type="dxa" w:w="1500"/>
             <w:tcBorders>
               <w:top w:val="single" w:color="BDD7EE" w:sz="1"/>
               <w:left w:val="single" w:color="BDD7EE" w:sz="1"/>
@@ -7903,7 +7903,7 @@
         </w:tc>
         <w:tc>
           <w:tcPr>
-            <w:tcW w:type="dxa" w:w="3760"/>
+            <w:tcW w:type="dxa" w:w="4338"/>
             <w:tcBorders>
               <w:top w:val="single" w:color="BDD7EE" w:sz="1"/>
               <w:left w:val="single" w:color="BDD7EE" w:sz="1"/>
@@ -8193,7 +8193,7 @@
       <w:tr>
         <w:tc>
           <w:tcPr>
-            <w:tcW w:type="dxa" w:w="600"/>
+            <w:tcW w:type="dxa" w:w="692"/>
             <w:tcBorders>
               <w:top w:val="single" w:color="BDD7EE" w:sz="1"/>
               <w:left w:val="single" w:color="BDD7EE" w:sz="1"/>
@@ -8230,7 +8230,7 @@
         </w:tc>
         <w:tc>
           <w:tcPr>
-            <w:tcW w:type="dxa" w:w="1200"/>
+            <w:tcW w:type="dxa" w:w="1385"/>
             <w:tcBorders>
               <w:top w:val="single" w:color="BDD7EE" w:sz="1"/>
               <w:left w:val="single" w:color="BDD7EE" w:sz="1"/>
@@ -8267,7 +8267,7 @@
         </w:tc>
         <w:tc>
           <w:tcPr>
-            <w:tcW w:type="dxa" w:w="2500"/>
+            <w:tcW w:type="dxa" w:w="2885"/>
             <w:tcBorders>
               <w:top w:val="single" w:color="BDD7EE" w:sz="1"/>
               <w:left w:val="single" w:color="BDD7EE" w:sz="1"/>
@@ -8304,7 +8304,7 @@
         </w:tc>
         <w:tc>
           <w:tcPr>
-            <w:tcW w:type="dxa" w:w="1300"/>
+            <w:tcW w:type="dxa" w:w="1500"/>
             <w:tcBorders>
               <w:top w:val="single" w:color="BDD7EE" w:sz="1"/>
               <w:left w:val="single" w:color="BDD7EE" w:sz="1"/>
@@ -8337,7 +8337,7 @@
         </w:tc>
         <w:tc>
           <w:tcPr>
-            <w:tcW w:type="dxa" w:w="3760"/>
+            <w:tcW w:type="dxa" w:w="4338"/>
             <w:tcBorders>
               <w:top w:val="single" w:color="BDD7EE" w:sz="1"/>
               <w:left w:val="single" w:color="BDD7EE" w:sz="1"/>
@@ -8477,7 +8477,7 @@
       <w:tr>
         <w:tc>
           <w:tcPr>
-            <w:tcW w:type="dxa" w:w="600"/>
+            <w:tcW w:type="dxa" w:w="692"/>
             <w:tcBorders>
               <w:top w:val="single" w:color="BDD7EE" w:sz="1"/>
               <w:left w:val="single" w:color="BDD7EE" w:sz="1"/>
@@ -8514,7 +8514,7 @@
         </w:tc>
         <w:tc>
           <w:tcPr>
-            <w:tcW w:type="dxa" w:w="1200"/>
+            <w:tcW w:type="dxa" w:w="1385"/>
             <w:tcBorders>
               <w:top w:val="single" w:color="BDD7EE" w:sz="1"/>
               <w:left w:val="single" w:color="BDD7EE" w:sz="1"/>
@@ -8551,7 +8551,7 @@
         </w:tc>
         <w:tc>
           <w:tcPr>
-            <w:tcW w:type="dxa" w:w="2500"/>
+            <w:tcW w:type="dxa" w:w="2885"/>
             <w:tcBorders>
               <w:top w:val="single" w:color="BDD7EE" w:sz="1"/>
               <w:left w:val="single" w:color="BDD7EE" w:sz="1"/>
@@ -8588,7 +8588,7 @@
         </w:tc>
         <w:tc>
           <w:tcPr>
-            <w:tcW w:type="dxa" w:w="1300"/>
+            <w:tcW w:type="dxa" w:w="1500"/>
             <w:tcBorders>
               <w:top w:val="single" w:color="BDD7EE" w:sz="1"/>
               <w:left w:val="single" w:color="BDD7EE" w:sz="1"/>
@@ -8621,7 +8621,7 @@
         </w:tc>
         <w:tc>
           <w:tcPr>
-            <w:tcW w:type="dxa" w:w="3760"/>
+            <w:tcW w:type="dxa" w:w="4338"/>
             <w:tcBorders>
               <w:top w:val="single" w:color="BDD7EE" w:sz="1"/>
               <w:left w:val="single" w:color="BDD7EE" w:sz="1"/>
@@ -8926,7 +8926,7 @@
       <w:tr>
         <w:tc>
           <w:tcPr>
-            <w:tcW w:type="dxa" w:w="600"/>
+            <w:tcW w:type="dxa" w:w="692"/>
             <w:tcBorders>
               <w:top w:val="single" w:color="BDD7EE" w:sz="1"/>
               <w:left w:val="single" w:color="BDD7EE" w:sz="1"/>
@@ -8963,7 +8963,7 @@
         </w:tc>
         <w:tc>
           <w:tcPr>
-            <w:tcW w:type="dxa" w:w="1200"/>
+            <w:tcW w:type="dxa" w:w="1385"/>
             <w:tcBorders>
               <w:top w:val="single" w:color="BDD7EE" w:sz="1"/>
               <w:left w:val="single" w:color="BDD7EE" w:sz="1"/>
@@ -9000,7 +9000,7 @@
         </w:tc>
         <w:tc>
           <w:tcPr>
-            <w:tcW w:type="dxa" w:w="2500"/>
+            <w:tcW w:type="dxa" w:w="2885"/>
             <w:tcBorders>
               <w:top w:val="single" w:color="BDD7EE" w:sz="1"/>
               <w:left w:val="single" w:color="BDD7EE" w:sz="1"/>
@@ -9037,7 +9037,7 @@
         </w:tc>
         <w:tc>
           <w:tcPr>
-            <w:tcW w:type="dxa" w:w="1300"/>
+            <w:tcW w:type="dxa" w:w="1500"/>
             <w:tcBorders>
               <w:top w:val="single" w:color="BDD7EE" w:sz="1"/>
               <w:left w:val="single" w:color="BDD7EE" w:sz="1"/>
@@ -9070,7 +9070,7 @@
         </w:tc>
         <w:tc>
           <w:tcPr>
-            <w:tcW w:type="dxa" w:w="3760"/>
+            <w:tcW w:type="dxa" w:w="4338"/>
             <w:tcBorders>
               <w:top w:val="single" w:color="BDD7EE" w:sz="1"/>
               <w:left w:val="single" w:color="BDD7EE" w:sz="1"/>
@@ -9360,7 +9360,7 @@
       <w:tr>
         <w:tc>
           <w:tcPr>
-            <w:tcW w:type="dxa" w:w="600"/>
+            <w:tcW w:type="dxa" w:w="692"/>
             <w:tcBorders>
               <w:top w:val="single" w:color="BDD7EE" w:sz="1"/>
               <w:left w:val="single" w:color="BDD7EE" w:sz="1"/>
@@ -9397,7 +9397,7 @@
         </w:tc>
         <w:tc>
           <w:tcPr>
-            <w:tcW w:type="dxa" w:w="1200"/>
+            <w:tcW w:type="dxa" w:w="1385"/>
             <w:tcBorders>
               <w:top w:val="single" w:color="BDD7EE" w:sz="1"/>
               <w:left w:val="single" w:color="BDD7EE" w:sz="1"/>
@@ -9434,7 +9434,7 @@
         </w:tc>
         <w:tc>
           <w:tcPr>
-            <w:tcW w:type="dxa" w:w="2500"/>
+            <w:tcW w:type="dxa" w:w="2885"/>
             <w:tcBorders>
               <w:top w:val="single" w:color="BDD7EE" w:sz="1"/>
               <w:left w:val="single" w:color="BDD7EE" w:sz="1"/>
@@ -9471,7 +9471,7 @@
         </w:tc>
         <w:tc>
           <w:tcPr>
-            <w:tcW w:type="dxa" w:w="1300"/>
+            <w:tcW w:type="dxa" w:w="1500"/>
             <w:tcBorders>
               <w:top w:val="single" w:color="BDD7EE" w:sz="1"/>
               <w:left w:val="single" w:color="BDD7EE" w:sz="1"/>
@@ -9504,7 +9504,7 @@
         </w:tc>
         <w:tc>
           <w:tcPr>
-            <w:tcW w:type="dxa" w:w="3760"/>
+            <w:tcW w:type="dxa" w:w="4338"/>
             <w:tcBorders>
               <w:top w:val="single" w:color="BDD7EE" w:sz="1"/>
               <w:left w:val="single" w:color="BDD7EE" w:sz="1"/>
@@ -9690,7 +9690,7 @@
     <w:sectPr>
       <w:headerReference w:type="default" r:id="rId7"/>
       <w:footerReference w:type="default" r:id="rId8"/>
-      <w:pgSz w:w="20160" w:h="12240" w:orient="portrait"/>
+      <w:pgSz w:w="12240" w:h="15840" w:orient="portrait"/>
       <w:pgMar w:top="720" w:right="720" w:bottom="720" w:left="720" w:header="708" w:footer="708" w:gutter="0"/>
       <w:pgNumType/>
       <w:docGrid w:linePitch="360"/>
